--- a/Lab-4/VibeCoding_Chat_History_Lab4.docx
+++ b/Lab-4/VibeCoding_Chat_History_Lab4.docx
@@ -13,7 +13,7 @@
           <w:color w:val="0F172A"/>
           <w:sz w:val="40"/>
         </w:rPr>
-        <w:t>Lab 4: VibeCoding — Meteor Dodge Report</w:t>
+        <w:t>Lab 4: VibeCoding â€” Meteor Dodge Report</w:t>
       </w:r>
     </w:p>
     <w:p>
@@ -31,7 +31,7 @@
     </w:p>
     <w:p>
       <w:r>
-        <w:t>――――――――――――――――――――――――――――――――――――――――――――――――――――――――――――</w:t>
+        <w:t>â€•â€•â€•â€•â€•â€•â€•â€•â€•â€•â€•â€•â€•â€•â€•â€•â€•â€•â€•â€•â€•â€•â€•â€•â€•â€•â€•â€•â€•â€•â€•â€•â€•â€•â€•â€•â€•â€•â€•â€•â€•â€•â€•â€•â€•â€•â€•â€•â€•â€•â€•â€•â€•â€•â€•â€•â€•â€•â€•â€•</w:t>
       </w:r>
     </w:p>
     <w:p>
@@ -79,8 +79,19 @@
       </w:r>
     </w:p>
     <w:p>
+      <w:pPr>
+        <w:pStyle w:val="ListBullet"/>
+      </w:pPr>
       <w:r>
-        <w:t>―――――――――――――――――――――――――――――――――――――――――――――――――――――――</w:t>
+        <w:rPr>
+          <w:rFonts w:ascii="Calibri" w:hAnsi="Calibri"/>
+        </w:rPr>
+        <w:t>**Date &amp; Time:** October 7, 2026, 06:00 PM – 07:00 PM IST</w:t>
+      </w:r>
+    </w:p>
+    <w:p>
+      <w:r>
+        <w:t>â€•â€•â€•â€•â€•â€•â€•â€•â€•â€•â€•â€•â€•â€•â€•â€•â€•â€•â€•â€•â€•â€•â€•â€•â€•â€•â€•â€•â€•â€•â€•â€•â€•â€•â€•â€•â€•â€•â€•â€•â€•â€•â€•â€•â€•â€•â€•â€•â€•â€•â€•â€•â€•â€•â€•</w:t>
       </w:r>
     </w:p>
     <w:p>
@@ -142,7 +153,7 @@
     </w:p>
     <w:p>
       <w:r>
-        <w:t>―――――――――――――――――――――――――――――――――――――――――――――――――――――――</w:t>
+        <w:t>â€•â€•â€•â€•â€•â€•â€•â€•â€•â€•â€•â€•â€•â€•â€•â€•â€•â€•â€•â€•â€•â€•â€•â€•â€•â€•â€•â€•â€•â€•â€•â€•â€•â€•â€•â€•â€•â€•â€•â€•â€•â€•â€•â€•â€•â€•â€•â€•â€•â€•â€•â€•â€•â€•â€•</w:t>
       </w:r>
     </w:p>
     <w:p>
@@ -483,7 +494,7 @@
     </w:p>
     <w:p>
       <w:r>
-        <w:t>―――――――――――――――――――――――――――――――――――――――――――――――――――――――</w:t>
+        <w:t>â€•â€•â€•â€•â€•â€•â€•â€•â€•â€•â€•â€•â€•â€•â€•â€•â€•â€•â€•â€•â€•â€•â€•â€•â€•â€•â€•â€•â€•â€•â€•â€•â€•â€•â€•â€•â€•â€•â€•â€•â€•â€•â€•â€•â€•â€•â€•â€•â€•â€•â€•â€•â€•â€•â€•</w:t>
       </w:r>
     </w:p>
     <w:p>
@@ -522,7 +533,7 @@
     </w:p>
     <w:p>
       <w:r>
-        <w:t>―――――――――――――――――――――――――――――――――――――――――――――――――――――――</w:t>
+        <w:t>â€•â€•â€•â€•â€•â€•â€•â€•â€•â€•â€•â€•â€•â€•â€•â€•â€•â€•â€•â€•â€•â€•â€•â€•â€•â€•â€•â€•â€•â€•â€•â€•â€•â€•â€•â€•â€•â€•â€•â€•â€•â€•â€•â€•â€•â€•â€•â€•â€•â€•â€•â€•â€•â€•â€•</w:t>
       </w:r>
     </w:p>
     <w:p>
